--- a/Введение_черновик.docx
+++ b/Введение_черновик.docx
@@ -3,13 +3,30 @@
 <w:document xmlns:wpc="http://schemas.microsoft.com/office/word/2010/wordprocessingCanvas" xmlns:cx="http://schemas.microsoft.com/office/drawing/2014/chartex" xmlns:cx1="http://schemas.microsoft.com/office/drawing/2015/9/8/chartex" xmlns:cx2="http://schemas.microsoft.com/office/drawing/2015/10/21/chartex" xmlns:cx3="http://schemas.microsoft.com/office/drawing/2016/5/9/chartex" xmlns:cx4="http://schemas.microsoft.com/office/drawing/2016/5/10/chartex" xmlns:cx5="http://schemas.microsoft.com/office/drawing/2016/5/11/chartex" xmlns:cx6="http://schemas.microsoft.com/office/drawing/2016/5/12/chartex" xmlns:cx7="http://schemas.microsoft.com/office/drawing/2016/5/13/chartex" xmlns:cx8="http://schemas.microsoft.com/office/drawing/2016/5/14/chartex" xmlns:mc="http://schemas.openxmlformats.org/markup-compatibility/2006" xmlns:aink="http://schemas.microsoft.com/office/drawing/2016/ink" xmlns:am3d="http://schemas.microsoft.com/office/drawing/2017/model3d" xmlns:o="urn:schemas-microsoft-com:office:office" xmlns:oel="http://schemas.microsoft.com/office/2019/extlst" xmlns:r="http://schemas.openxmlformats.org/officeDocument/2006/relationships" xmlns:m="http://schemas.openxmlformats.org/officeDocument/2006/math" xmlns:v="urn:schemas-microsoft-com:vml" xmlns:wp14="http://schemas.microsoft.com/office/word/2010/wordprocessingDrawing" xmlns:wp="http://schemas.openxmlformats.org/drawingml/2006/wordprocessingDrawing" xmlns:w10="urn:schemas-microsoft-com:office:word" xmlns:w="http://schemas.openxmlformats.org/wordprocessingml/2006/main" xmlns:w14="http://schemas.microsoft.com/office/word/2010/wordml" xmlns:w15="http://schemas.microsoft.com/office/word/2012/wordml" xmlns:w16cex="http://schemas.microsoft.com/office/word/2018/wordml/cex" xmlns:w16cid="http://schemas.microsoft.com/office/word/2016/wordml/cid" xmlns:w16="http://schemas.microsoft.com/office/word/2018/wordml" xmlns:w16sdtdh="http://schemas.microsoft.com/office/word/2020/wordml/sdtdatahash" xmlns:w16se="http://schemas.microsoft.com/office/word/2015/wordml/symex" xmlns:wpg="http://schemas.microsoft.com/office/word/2010/wordprocessingGroup" xmlns:wpi="http://schemas.microsoft.com/office/word/2010/wordprocessingInk" xmlns:wne="http://schemas.microsoft.com/office/word/2006/wordml" xmlns:wps="http://schemas.microsoft.com/office/word/2010/wordprocessingShape" mc:Ignorable="w14 w15 w16se w16cid w16 w16cex w16sdtdh wp14">
   <w:body>
     <w:p>
-      <w:r>
+      <w:pPr>
+        <w:spacing w:after="0" w:line="360" w:lineRule="auto"/>
+        <w:ind w:firstLine="709"/>
+        <w:outlineLvl w:val="0"/>
+        <w:rPr>
+          <w:rFonts w:ascii="Arial" w:hAnsi="Arial" w:cs="Arial"/>
+          <w:sz w:val="32"/>
+          <w:szCs w:val="32"/>
+        </w:rPr>
+      </w:pPr>
+      <w:r>
+        <w:rPr>
+          <w:rFonts w:ascii="Arial" w:hAnsi="Arial" w:cs="Arial"/>
+          <w:sz w:val="32"/>
+          <w:szCs w:val="32"/>
+        </w:rPr>
         <w:t>Введение</w:t>
       </w:r>
     </w:p>
     <w:p>
       <w:pPr>
-        <w:ind w:firstLine="708"/>
+        <w:spacing w:after="0" w:line="360" w:lineRule="auto"/>
+        <w:ind w:firstLine="709"/>
+        <w:jc w:val="both"/>
       </w:pPr>
       <w:r>
         <w:t>Современные цифровые технологии кардинально трансформируют бизнес-процессы, обеспечивая малому и среднему предпринимательству конкурентные преимущества за счет автоматизации продаж, персонализации взаимодействия с клиентами и улучшения пользовательского опыта. В условиях растущего интереса к уникальным, экологичным и авторским товарам, производителям игрушек ручной работы необходимо внедрять инновационные решения, позволяющие эффективно презентовать продукцию, выстраивать доверительные отношения с покупателями и оптимизировать обработку заказов. Одним из ключевых инструментов в этом направлении является разработка специализированных интернет-сервисов (веб-порталов или маркетплейсов), обеспечивающих удобный онлайн-выбор товаров с качественными фотографиями, прозрачное оформление покупок и оперативное управление ассортиментом.</w:t>
@@ -17,7 +34,9 @@
     </w:p>
     <w:p>
       <w:pPr>
-        <w:ind w:firstLine="708"/>
+        <w:spacing w:after="0" w:line="360" w:lineRule="auto"/>
+        <w:ind w:firstLine="709"/>
+        <w:jc w:val="both"/>
       </w:pPr>
       <w:r>
         <w:t>Для мастерских и частных мастеров, занимающихся созданием игрушек ручной работы, создание собственного цифрового сервиса представляет стратегически важный шаг в развитии бизнеса. Внедрение такой системы позволит не только ускорить прием заказов, но и повысить уровень сервиса за счет наглядного визуального контента (фотографий изделий с разных ракурсов, изображений материалов и этапов изготовления), удобных инструментов самообслуживания для клиентов, а также улучшить управление складскими остатками и индивидуальными заказами.</w:t>
@@ -25,7 +44,9 @@
     </w:p>
     <w:p>
       <w:pPr>
-        <w:ind w:firstLine="360"/>
+        <w:spacing w:after="0" w:line="360" w:lineRule="auto"/>
+        <w:ind w:firstLine="709"/>
+        <w:jc w:val="both"/>
       </w:pPr>
       <w:r>
         <w:t xml:space="preserve">На сегодняшний день большинство компаний и самозанятых мастеров, работающих в сегментах </w:t>
@@ -41,10 +62,17 @@
     </w:p>
     <w:p>
       <w:pPr>
+        <w:pStyle w:val="a7"/>
         <w:numPr>
           <w:ilvl w:val="0"/>
-          <w:numId w:val="1"/>
+          <w:numId w:val="26"/>
         </w:numPr>
+        <w:tabs>
+          <w:tab w:val="left" w:pos="1134"/>
+        </w:tabs>
+        <w:spacing w:after="0" w:line="360" w:lineRule="auto"/>
+        <w:ind w:left="0" w:firstLine="709"/>
+        <w:jc w:val="both"/>
       </w:pPr>
       <w:r>
         <w:rPr>
@@ -54,15 +82,25 @@
         <w:t>ростом спроса на цифровые сервисы</w:t>
       </w:r>
       <w:r>
-        <w:t> — клиенты ожидают возможности просматривать игрушки в высоком разрешении, оформлять заказы онлайн, отслеживать их статус изготовления и доставки, а также оперативно получать обратную связь от мастера;</w:t>
+        <w:t> </w:t>
+      </w:r>
+      <w:r>
+        <w:t>— клиенты ожидают возможности просматривать игрушки в высоком разрешении, оформлять заказы онлайн, отслеживать их статус изготовления и доставки, а также оперативно получать обратную связь от мастера;</w:t>
       </w:r>
     </w:p>
     <w:p>
       <w:pPr>
+        <w:pStyle w:val="a7"/>
         <w:numPr>
           <w:ilvl w:val="0"/>
-          <w:numId w:val="1"/>
+          <w:numId w:val="26"/>
         </w:numPr>
+        <w:tabs>
+          <w:tab w:val="left" w:pos="1134"/>
+        </w:tabs>
+        <w:spacing w:after="0" w:line="360" w:lineRule="auto"/>
+        <w:ind w:left="0" w:firstLine="709"/>
+        <w:jc w:val="both"/>
       </w:pPr>
       <w:r>
         <w:rPr>
@@ -77,10 +115,17 @@
     </w:p>
     <w:p>
       <w:pPr>
+        <w:pStyle w:val="a7"/>
         <w:numPr>
           <w:ilvl w:val="0"/>
-          <w:numId w:val="1"/>
+          <w:numId w:val="26"/>
         </w:numPr>
+        <w:tabs>
+          <w:tab w:val="left" w:pos="1134"/>
+        </w:tabs>
+        <w:spacing w:after="0" w:line="360" w:lineRule="auto"/>
+        <w:ind w:left="0" w:firstLine="709"/>
+        <w:jc w:val="both"/>
       </w:pPr>
       <w:r>
         <w:rPr>
@@ -90,7 +135,11 @@
         <w:t>конкурентным преимуществом</w:t>
       </w:r>
       <w:r>
-        <w:t xml:space="preserve"> — наличие удобного сервиса с качественным визуальным рядом повышает лояльность покупателей, формирует доверие к автору и укрепляет рыночные позиции в условиях высокой конкуренции со стороны масс-маркета и других </w:t>
+        <w:t xml:space="preserve"> — наличие удобного сервиса с качественным визуальным рядом повышает лояльность покупателей, формирует доверие к автору и </w:t>
+      </w:r>
+      <w:r>
+        <w:lastRenderedPageBreak/>
+        <w:t xml:space="preserve">укрепляет рыночные позиции в условиях высокой конкуренции со стороны масс-маркета и других </w:t>
       </w:r>
       <w:proofErr w:type="spellStart"/>
       <w:r>
@@ -100,36 +149,88 @@
       <w:r>
         <w:t xml:space="preserve"> площадок.</w:t>
       </w:r>
+      <w:r>
+        <w:br w:type="page"/>
+      </w:r>
     </w:p>
-    <w:p/>
-    <w:p/>
     <w:p>
-      <w:r>
+      <w:pPr>
+        <w:spacing w:after="0" w:line="360" w:lineRule="auto"/>
+        <w:ind w:firstLine="709"/>
+        <w:outlineLvl w:val="0"/>
+        <w:rPr>
+          <w:rFonts w:ascii="Arial" w:hAnsi="Arial" w:cs="Arial"/>
+          <w:b/>
+          <w:bCs/>
+          <w:sz w:val="32"/>
+          <w:szCs w:val="32"/>
+        </w:rPr>
+      </w:pPr>
+      <w:r>
+        <w:rPr>
+          <w:rFonts w:ascii="Arial" w:hAnsi="Arial" w:cs="Arial"/>
+          <w:b/>
+          <w:bCs/>
+          <w:sz w:val="32"/>
+          <w:szCs w:val="32"/>
+        </w:rPr>
         <w:lastRenderedPageBreak/>
         <w:t>1</w:t>
       </w:r>
       <w:r>
+        <w:rPr>
+          <w:rFonts w:ascii="Arial" w:hAnsi="Arial" w:cs="Arial"/>
+          <w:b/>
+          <w:bCs/>
+          <w:sz w:val="32"/>
+          <w:szCs w:val="32"/>
+        </w:rPr>
         <w:t>. Описание предметной области</w:t>
       </w:r>
     </w:p>
     <w:p>
-      <w:r>
-        <w:t xml:space="preserve">1.1. </w:t>
-      </w:r>
-      <w:r>
+      <w:pPr>
+        <w:spacing w:after="0" w:line="360" w:lineRule="auto"/>
+        <w:ind w:firstLine="709"/>
+        <w:outlineLvl w:val="1"/>
+        <w:rPr>
+          <w:rFonts w:ascii="Arial" w:hAnsi="Arial" w:cs="Arial"/>
+          <w:b/>
+          <w:bCs/>
+          <w:sz w:val="30"/>
+          <w:szCs w:val="30"/>
+        </w:rPr>
+      </w:pPr>
+      <w:r>
+        <w:rPr>
+          <w:rFonts w:ascii="Arial" w:hAnsi="Arial" w:cs="Arial"/>
+          <w:b/>
+          <w:bCs/>
+          <w:sz w:val="30"/>
+          <w:szCs w:val="30"/>
+        </w:rPr>
+        <w:t>1.1. Характеристика предметной области</w:t>
+      </w:r>
+    </w:p>
+    <w:p>
+      <w:pPr>
+        <w:spacing w:after="0" w:line="360" w:lineRule="auto"/>
+        <w:ind w:firstLine="709"/>
+        <w:jc w:val="both"/>
         <w:rPr>
           <w:b/>
           <w:bCs/>
+          <w:lang w:val="en-US"/>
         </w:rPr>
-        <w:t>Характеристика предметной области</w:t>
-      </w:r>
+      </w:pPr>
     </w:p>
     <w:p>
-      <w:r>
-        <w:rPr>
-          <w:b/>
-          <w:bCs/>
-        </w:rPr>
+      <w:pPr>
+        <w:spacing w:after="0" w:line="360" w:lineRule="auto"/>
+        <w:ind w:firstLine="709"/>
+        <w:jc w:val="both"/>
+      </w:pPr>
+      <w:r>
         <w:t>Предметная область</w:t>
       </w:r>
       <w:r>
@@ -143,6 +244,11 @@
       </w:r>
     </w:p>
     <w:p>
+      <w:pPr>
+        <w:spacing w:after="0" w:line="360" w:lineRule="auto"/>
+        <w:ind w:firstLine="709"/>
+        <w:jc w:val="both"/>
+      </w:pPr>
       <w:r>
         <w:t>Коллекционные игрушки ручной работы</w:t>
       </w:r>
@@ -172,6 +278,9 @@
     </w:p>
     <w:p>
       <w:pPr>
+        <w:spacing w:after="0" w:line="360" w:lineRule="auto"/>
+        <w:ind w:firstLine="709"/>
+        <w:jc w:val="both"/>
         <w:rPr>
           <w:b/>
           <w:bCs/>
@@ -200,11 +309,21 @@
       </w:r>
     </w:p>
     <w:p>
+      <w:pPr>
+        <w:spacing w:after="0" w:line="360" w:lineRule="auto"/>
+        <w:ind w:firstLine="709"/>
+        <w:jc w:val="both"/>
+      </w:pPr>
       <w:r>
         <w:t>В предметной области выделяются три основных участника мастер или директор студии, коллекционер (покупатель), администратор сервиса. Основные интересующие их аспекты представлены в таблицах 1-3.</w:t>
       </w:r>
     </w:p>
     <w:p>
+      <w:pPr>
+        <w:spacing w:after="0" w:line="360" w:lineRule="auto"/>
+        <w:ind w:firstLine="709"/>
+        <w:jc w:val="both"/>
+      </w:pPr>
       <w:r>
         <w:t>Таблица 1</w:t>
       </w:r>
@@ -212,20 +331,23 @@
     <w:tbl>
       <w:tblPr>
         <w:tblStyle w:val="ac"/>
-        <w:tblW w:w="0" w:type="auto"/>
+        <w:tblW w:w="9918" w:type="dxa"/>
         <w:tblLook w:val="04A0" w:firstRow="1" w:lastRow="0" w:firstColumn="1" w:lastColumn="0" w:noHBand="0" w:noVBand="1"/>
       </w:tblPr>
       <w:tblGrid>
         <w:gridCol w:w="1696"/>
-        <w:gridCol w:w="7371"/>
+        <w:gridCol w:w="8222"/>
       </w:tblGrid>
       <w:tr>
         <w:tc>
           <w:tcPr>
-            <w:tcW w:w="9067" w:type="dxa"/>
+            <w:tcW w:w="9918" w:type="dxa"/>
             <w:gridSpan w:val="2"/>
           </w:tcPr>
           <w:p>
+            <w:pPr>
+              <w:spacing w:line="360" w:lineRule="auto"/>
+            </w:pPr>
             <w:r>
               <w:t>Мастер или директор студии</w:t>
             </w:r>
@@ -238,6 +360,9 @@
             <w:tcW w:w="1696" w:type="dxa"/>
           </w:tcPr>
           <w:p>
+            <w:pPr>
+              <w:spacing w:line="360" w:lineRule="auto"/>
+            </w:pPr>
             <w:r>
               <w:t>Аспект</w:t>
             </w:r>
@@ -245,9 +370,12 @@
         </w:tc>
         <w:tc>
           <w:tcPr>
-            <w:tcW w:w="7371" w:type="dxa"/>
+            <w:tcW w:w="8222" w:type="dxa"/>
           </w:tcPr>
           <w:p>
+            <w:pPr>
+              <w:spacing w:line="360" w:lineRule="auto"/>
+            </w:pPr>
             <w:r>
               <w:t>Описание</w:t>
             </w:r>
@@ -260,6 +388,9 @@
             <w:tcW w:w="1696" w:type="dxa"/>
           </w:tcPr>
           <w:p>
+            <w:pPr>
+              <w:spacing w:line="360" w:lineRule="auto"/>
+            </w:pPr>
             <w:r>
               <w:t>Цели</w:t>
             </w:r>
@@ -267,9 +398,12 @@
         </w:tc>
         <w:tc>
           <w:tcPr>
-            <w:tcW w:w="7371" w:type="dxa"/>
+            <w:tcW w:w="8222" w:type="dxa"/>
           </w:tcPr>
           <w:p>
+            <w:pPr>
+              <w:spacing w:line="360" w:lineRule="auto"/>
+            </w:pPr>
             <w:r>
               <w:t>Создавать и продавать ограниченные тиражи. Формирование сообщества коллекционеров вокруг своего товара. Соответствие ожиданиям клиентов.</w:t>
             </w:r>
@@ -282,6 +416,9 @@
             <w:tcW w:w="1696" w:type="dxa"/>
           </w:tcPr>
           <w:p>
+            <w:pPr>
+              <w:spacing w:line="360" w:lineRule="auto"/>
+            </w:pPr>
             <w:r>
               <w:t>Проблемы</w:t>
             </w:r>
@@ -289,9 +426,12 @@
         </w:tc>
         <w:tc>
           <w:tcPr>
-            <w:tcW w:w="7371" w:type="dxa"/>
+            <w:tcW w:w="8222" w:type="dxa"/>
           </w:tcPr>
           <w:p>
+            <w:pPr>
+              <w:spacing w:line="360" w:lineRule="auto"/>
+            </w:pPr>
             <w:r>
               <w:t>Отсутствие удобной сводки по успешным продажам. Отсутствие интернет</w:t>
             </w:r>
@@ -313,6 +453,9 @@
             <w:tcW w:w="1696" w:type="dxa"/>
           </w:tcPr>
           <w:p>
+            <w:pPr>
+              <w:spacing w:line="360" w:lineRule="auto"/>
+            </w:pPr>
             <w:r>
               <w:t xml:space="preserve">Решение в </w:t>
             </w:r>
@@ -326,9 +469,12 @@
         </w:tc>
         <w:tc>
           <w:tcPr>
-            <w:tcW w:w="7371" w:type="dxa"/>
+            <w:tcW w:w="8222" w:type="dxa"/>
           </w:tcPr>
           <w:p>
+            <w:pPr>
+              <w:spacing w:line="360" w:lineRule="auto"/>
+            </w:pPr>
             <w:r>
               <w:t>Управление тиражами с помощью админ-панели. Просмотр статистики о заказах с помощью админ-панели.</w:t>
             </w:r>
@@ -336,8 +482,19 @@
         </w:tc>
       </w:tr>
     </w:tbl>
-    <w:p/>
     <w:p>
+      <w:pPr>
+        <w:spacing w:after="0" w:line="360" w:lineRule="auto"/>
+        <w:ind w:firstLine="709"/>
+        <w:jc w:val="both"/>
+      </w:pPr>
+    </w:p>
+    <w:p>
+      <w:pPr>
+        <w:spacing w:after="0" w:line="360" w:lineRule="auto"/>
+        <w:ind w:firstLine="709"/>
+        <w:jc w:val="both"/>
+      </w:pPr>
       <w:r>
         <w:t>Таблица 2</w:t>
       </w:r>
@@ -349,16 +506,19 @@
         <w:tblLook w:val="04A0" w:firstRow="1" w:lastRow="0" w:firstColumn="1" w:lastColumn="0" w:noHBand="0" w:noVBand="1"/>
       </w:tblPr>
       <w:tblGrid>
-        <w:gridCol w:w="1696"/>
-        <w:gridCol w:w="7649"/>
+        <w:gridCol w:w="2065"/>
+        <w:gridCol w:w="7846"/>
       </w:tblGrid>
       <w:tr>
         <w:tc>
           <w:tcPr>
-            <w:tcW w:w="9345" w:type="dxa"/>
+            <w:tcW w:w="9714" w:type="dxa"/>
             <w:gridSpan w:val="2"/>
           </w:tcPr>
           <w:p>
+            <w:pPr>
+              <w:spacing w:line="360" w:lineRule="auto"/>
+            </w:pPr>
             <w:r>
               <w:t>Коллекционер (покупатель)</w:t>
             </w:r>
@@ -371,6 +531,9 @@
             <w:tcW w:w="1696" w:type="dxa"/>
           </w:tcPr>
           <w:p>
+            <w:pPr>
+              <w:spacing w:line="360" w:lineRule="auto"/>
+            </w:pPr>
             <w:r>
               <w:t>Аспект</w:t>
             </w:r>
@@ -378,9 +541,12 @@
         </w:tc>
         <w:tc>
           <w:tcPr>
-            <w:tcW w:w="7649" w:type="dxa"/>
+            <w:tcW w:w="8018" w:type="dxa"/>
           </w:tcPr>
           <w:p>
+            <w:pPr>
+              <w:spacing w:line="360" w:lineRule="auto"/>
+            </w:pPr>
             <w:r>
               <w:t>Описание</w:t>
             </w:r>
@@ -393,6 +559,9 @@
             <w:tcW w:w="1696" w:type="dxa"/>
           </w:tcPr>
           <w:p>
+            <w:pPr>
+              <w:spacing w:line="360" w:lineRule="auto"/>
+            </w:pPr>
             <w:r>
               <w:t>Цели</w:t>
             </w:r>
@@ -400,9 +569,12 @@
         </w:tc>
         <w:tc>
           <w:tcPr>
-            <w:tcW w:w="7649" w:type="dxa"/>
+            <w:tcW w:w="8018" w:type="dxa"/>
           </w:tcPr>
           <w:p>
+            <w:pPr>
+              <w:spacing w:line="360" w:lineRule="auto"/>
+            </w:pPr>
             <w:r>
               <w:t>Приобрести редкий товар на старте продаж. Отслеживание интересующих категорий товаров</w:t>
             </w:r>
@@ -415,16 +587,27 @@
             <w:tcW w:w="1696" w:type="dxa"/>
           </w:tcPr>
           <w:p>
+            <w:pPr>
+              <w:spacing w:line="360" w:lineRule="auto"/>
+              <w:ind w:firstLine="709"/>
+              <w:jc w:val="both"/>
+            </w:pPr>
             <w:r>
+              <w:lastRenderedPageBreak/>
               <w:t>Проблемы</w:t>
             </w:r>
           </w:p>
         </w:tc>
         <w:tc>
           <w:tcPr>
-            <w:tcW w:w="7649" w:type="dxa"/>
+            <w:tcW w:w="8018" w:type="dxa"/>
           </w:tcPr>
           <w:p>
+            <w:pPr>
+              <w:spacing w:line="360" w:lineRule="auto"/>
+              <w:ind w:firstLine="709"/>
+              <w:jc w:val="both"/>
+            </w:pPr>
             <w:r>
               <w:t>Риск не успеть на продажи.</w:t>
             </w:r>
@@ -437,6 +620,11 @@
             <w:tcW w:w="1696" w:type="dxa"/>
           </w:tcPr>
           <w:p>
+            <w:pPr>
+              <w:spacing w:line="360" w:lineRule="auto"/>
+              <w:ind w:firstLine="709"/>
+              <w:jc w:val="both"/>
+            </w:pPr>
             <w:r>
               <w:t xml:space="preserve">Решение в </w:t>
             </w:r>
@@ -450,9 +638,14 @@
         </w:tc>
         <w:tc>
           <w:tcPr>
-            <w:tcW w:w="7649" w:type="dxa"/>
+            <w:tcW w:w="8018" w:type="dxa"/>
           </w:tcPr>
           <w:p>
+            <w:pPr>
+              <w:spacing w:line="360" w:lineRule="auto"/>
+              <w:ind w:firstLine="709"/>
+              <w:jc w:val="both"/>
+            </w:pPr>
             <w:r>
               <w:t>Реализация бронирования товара и фильтрации по категориям</w:t>
             </w:r>
@@ -460,8 +653,19 @@
         </w:tc>
       </w:tr>
     </w:tbl>
-    <w:p/>
     <w:p>
+      <w:pPr>
+        <w:spacing w:after="0" w:line="360" w:lineRule="auto"/>
+        <w:ind w:firstLine="709"/>
+        <w:jc w:val="both"/>
+      </w:pPr>
+    </w:p>
+    <w:p>
+      <w:pPr>
+        <w:spacing w:after="0" w:line="360" w:lineRule="auto"/>
+        <w:ind w:firstLine="709"/>
+        <w:jc w:val="both"/>
+      </w:pPr>
       <w:r>
         <w:t>Таблица 3</w:t>
       </w:r>
@@ -469,20 +673,23 @@
     <w:tbl>
       <w:tblPr>
         <w:tblStyle w:val="ac"/>
-        <w:tblW w:w="0" w:type="auto"/>
+        <w:tblW w:w="9918" w:type="dxa"/>
         <w:tblLook w:val="04A0" w:firstRow="1" w:lastRow="0" w:firstColumn="1" w:lastColumn="0" w:noHBand="0" w:noVBand="1"/>
       </w:tblPr>
       <w:tblGrid>
-        <w:gridCol w:w="1696"/>
-        <w:gridCol w:w="7649"/>
+        <w:gridCol w:w="2122"/>
+        <w:gridCol w:w="7796"/>
       </w:tblGrid>
       <w:tr>
         <w:tc>
           <w:tcPr>
-            <w:tcW w:w="9345" w:type="dxa"/>
+            <w:tcW w:w="9918" w:type="dxa"/>
             <w:gridSpan w:val="2"/>
           </w:tcPr>
           <w:p>
+            <w:pPr>
+              <w:spacing w:line="360" w:lineRule="auto"/>
+            </w:pPr>
             <w:r>
               <w:t>Администратор сервиса</w:t>
             </w:r>
@@ -492,9 +699,12 @@
       <w:tr>
         <w:tc>
           <w:tcPr>
-            <w:tcW w:w="1696" w:type="dxa"/>
+            <w:tcW w:w="2122" w:type="dxa"/>
           </w:tcPr>
           <w:p>
+            <w:pPr>
+              <w:spacing w:line="360" w:lineRule="auto"/>
+            </w:pPr>
             <w:r>
               <w:t>Аспект</w:t>
             </w:r>
@@ -502,9 +712,12 @@
         </w:tc>
         <w:tc>
           <w:tcPr>
-            <w:tcW w:w="7649" w:type="dxa"/>
+            <w:tcW w:w="7796" w:type="dxa"/>
           </w:tcPr>
           <w:p>
+            <w:pPr>
+              <w:spacing w:line="360" w:lineRule="auto"/>
+            </w:pPr>
             <w:r>
               <w:t>Описание</w:t>
             </w:r>
@@ -514,9 +727,12 @@
       <w:tr>
         <w:tc>
           <w:tcPr>
-            <w:tcW w:w="1696" w:type="dxa"/>
+            <w:tcW w:w="2122" w:type="dxa"/>
           </w:tcPr>
           <w:p>
+            <w:pPr>
+              <w:spacing w:line="360" w:lineRule="auto"/>
+            </w:pPr>
             <w:r>
               <w:t>Цели</w:t>
             </w:r>
@@ -524,9 +740,12 @@
         </w:tc>
         <w:tc>
           <w:tcPr>
-            <w:tcW w:w="7649" w:type="dxa"/>
+            <w:tcW w:w="7796" w:type="dxa"/>
           </w:tcPr>
           <w:p>
+            <w:pPr>
+              <w:spacing w:line="360" w:lineRule="auto"/>
+            </w:pPr>
             <w:r>
               <w:t>Обеспечивать работу платформы.</w:t>
             </w:r>
@@ -536,9 +755,12 @@
       <w:tr>
         <w:tc>
           <w:tcPr>
-            <w:tcW w:w="1696" w:type="dxa"/>
+            <w:tcW w:w="2122" w:type="dxa"/>
           </w:tcPr>
           <w:p>
+            <w:pPr>
+              <w:spacing w:line="360" w:lineRule="auto"/>
+            </w:pPr>
             <w:r>
               <w:t>Проблемы</w:t>
             </w:r>
@@ -546,9 +768,12 @@
         </w:tc>
         <w:tc>
           <w:tcPr>
-            <w:tcW w:w="7649" w:type="dxa"/>
+            <w:tcW w:w="7796" w:type="dxa"/>
           </w:tcPr>
           <w:p>
+            <w:pPr>
+              <w:spacing w:line="360" w:lineRule="auto"/>
+            </w:pPr>
             <w:r>
               <w:t>Долгое оформление карточек товара.</w:t>
             </w:r>
@@ -558,25 +783,28 @@
       <w:tr>
         <w:tc>
           <w:tcPr>
-            <w:tcW w:w="1696" w:type="dxa"/>
+            <w:tcW w:w="2122" w:type="dxa"/>
           </w:tcPr>
           <w:p>
+            <w:pPr>
+              <w:spacing w:line="360" w:lineRule="auto"/>
+            </w:pPr>
             <w:r>
               <w:t xml:space="preserve">Решение в </w:t>
             </w:r>
             <w:r>
-              <w:rPr>
-                <w:lang w:val="en-US"/>
-              </w:rPr>
               <w:t>IT</w:t>
             </w:r>
           </w:p>
         </w:tc>
         <w:tc>
           <w:tcPr>
-            <w:tcW w:w="7649" w:type="dxa"/>
+            <w:tcW w:w="7796" w:type="dxa"/>
           </w:tcPr>
           <w:p>
+            <w:pPr>
+              <w:spacing w:line="360" w:lineRule="auto"/>
+            </w:pPr>
             <w:r>
               <w:t>Реализация удобного механизма управления списком товаров.</w:t>
             </w:r>
@@ -586,6 +814,9 @@
     </w:tbl>
     <w:p>
       <w:pPr>
+        <w:spacing w:after="0" w:line="360" w:lineRule="auto"/>
+        <w:ind w:firstLine="709"/>
+        <w:jc w:val="both"/>
         <w:rPr>
           <w:b/>
           <w:bCs/>
@@ -596,11 +827,15 @@
           <w:b/>
           <w:bCs/>
         </w:rPr>
-        <w:lastRenderedPageBreak/>
         <w:t>1.3. Анализ бизнес-процессов</w:t>
       </w:r>
     </w:p>
     <w:p>
+      <w:pPr>
+        <w:spacing w:after="0" w:line="360" w:lineRule="auto"/>
+        <w:ind w:firstLine="709"/>
+        <w:jc w:val="both"/>
+      </w:pPr>
       <w:r>
         <w:t>На данный момент</w:t>
       </w:r>
@@ -609,6 +844,11 @@
       </w:r>
     </w:p>
     <w:p>
+      <w:pPr>
+        <w:spacing w:after="0" w:line="360" w:lineRule="auto"/>
+        <w:ind w:firstLine="709"/>
+        <w:jc w:val="both"/>
+      </w:pPr>
       <w:r>
         <w:rPr>
           <w:noProof/>
@@ -658,14 +898,22 @@
     </w:p>
     <w:p>
       <w:pPr>
-        <w:jc w:val="center"/>
+        <w:spacing w:after="0" w:line="360" w:lineRule="auto"/>
+        <w:ind w:firstLine="709"/>
+        <w:jc w:val="both"/>
       </w:pPr>
       <w:r>
         <w:t>Рисунок 1 – Диаграмма бизнес-процессов студии «как есть»</w:t>
       </w:r>
     </w:p>
     <w:p>
-      <w:r>
+      <w:pPr>
+        <w:spacing w:after="0" w:line="360" w:lineRule="auto"/>
+        <w:ind w:firstLine="709"/>
+        <w:jc w:val="both"/>
+      </w:pPr>
+      <w:r>
+        <w:lastRenderedPageBreak/>
         <w:t xml:space="preserve">На данной диаграмме видны самые уязвимые места. Покупатель не знает успел ли он до полной распродажи тиража. Ручная проверка сообщений вызывает недоверие и риск ошибки, кто был первым. </w:t>
       </w:r>
       <w:r>
@@ -679,19 +927,25 @@
       </w:r>
     </w:p>
     <w:p>
+      <w:pPr>
+        <w:spacing w:after="0" w:line="360" w:lineRule="auto"/>
+        <w:ind w:firstLine="709"/>
+        <w:jc w:val="both"/>
+      </w:pPr>
       <w:r>
         <w:t>После внедрения системы интернет-магазина диаграмма бизнес-процессов будет выглядеть как представлено на рисунке 2.</w:t>
       </w:r>
     </w:p>
     <w:p>
       <w:pPr>
-        <w:jc w:val="center"/>
+        <w:spacing w:after="0" w:line="360" w:lineRule="auto"/>
+        <w:ind w:firstLine="709"/>
+        <w:jc w:val="both"/>
       </w:pPr>
       <w:r>
         <w:rPr>
           <w:noProof/>
         </w:rPr>
-        <w:lastRenderedPageBreak/>
         <w:drawing>
           <wp:inline distT="0" distB="0" distL="0" distR="0" wp14:anchorId="2D28C06D" wp14:editId="6A27214A">
             <wp:extent cx="5734771" cy="4019550"/>
@@ -737,7 +991,9 @@
     </w:p>
     <w:p>
       <w:pPr>
-        <w:jc w:val="center"/>
+        <w:spacing w:after="0" w:line="360" w:lineRule="auto"/>
+        <w:ind w:firstLine="709"/>
+        <w:jc w:val="both"/>
       </w:pPr>
       <w:r>
         <w:t>Рисунок 2 – Диаграмма бизнес-процессов студии «как будет»</w:t>
@@ -745,6 +1001,9 @@
     </w:p>
     <w:p>
       <w:pPr>
+        <w:spacing w:after="0" w:line="360" w:lineRule="auto"/>
+        <w:ind w:firstLine="709"/>
+        <w:jc w:val="both"/>
         <w:rPr>
           <w:b/>
           <w:bCs/>
@@ -773,11 +1032,21 @@
       </w:r>
     </w:p>
     <w:p>
+      <w:pPr>
+        <w:spacing w:after="0" w:line="360" w:lineRule="auto"/>
+        <w:ind w:firstLine="709"/>
+        <w:jc w:val="both"/>
+      </w:pPr>
       <w:r>
         <w:t>В этой предметной области основными аналогами других студий являются сервисы представленные в таблице 4.</w:t>
       </w:r>
     </w:p>
     <w:p>
+      <w:pPr>
+        <w:spacing w:after="0" w:line="360" w:lineRule="auto"/>
+        <w:ind w:firstLine="709"/>
+        <w:jc w:val="both"/>
+      </w:pPr>
       <w:r>
         <w:t>Таблица 4</w:t>
       </w:r>
@@ -797,11 +1066,11 @@
         <w:tblLook w:val="04A0" w:firstRow="1" w:lastRow="0" w:firstColumn="1" w:lastColumn="0" w:noHBand="0" w:noVBand="1"/>
       </w:tblPr>
       <w:tblGrid>
-        <w:gridCol w:w="1504"/>
-        <w:gridCol w:w="1593"/>
-        <w:gridCol w:w="2067"/>
-        <w:gridCol w:w="1911"/>
-        <w:gridCol w:w="2335"/>
+        <w:gridCol w:w="1913"/>
+        <w:gridCol w:w="1988"/>
+        <w:gridCol w:w="2099"/>
+        <w:gridCol w:w="1982"/>
+        <w:gridCol w:w="1934"/>
       </w:tblGrid>
       <w:tr>
         <w:tc>
@@ -812,7 +1081,9 @@
           <w:p>
             <w:pPr>
               <w:pStyle w:val="a7"/>
-              <w:ind w:left="0"/>
+              <w:spacing w:after="0" w:line="360" w:lineRule="auto"/>
+              <w:ind w:left="0" w:firstLine="709"/>
+              <w:jc w:val="both"/>
             </w:pPr>
             <w:r>
               <w:t>Название</w:t>
@@ -827,7 +1098,9 @@
           <w:p>
             <w:pPr>
               <w:pStyle w:val="a7"/>
-              <w:ind w:left="0"/>
+              <w:spacing w:after="0" w:line="360" w:lineRule="auto"/>
+              <w:ind w:left="0" w:firstLine="709"/>
+              <w:jc w:val="both"/>
             </w:pPr>
             <w:r>
               <w:t>Адрес</w:t>
@@ -842,7 +1115,9 @@
           <w:p>
             <w:pPr>
               <w:pStyle w:val="a7"/>
-              <w:ind w:left="0"/>
+              <w:spacing w:after="0" w:line="360" w:lineRule="auto"/>
+              <w:ind w:left="0" w:firstLine="709"/>
+              <w:jc w:val="both"/>
             </w:pPr>
             <w:r>
               <w:t>Основные отличия</w:t>
@@ -857,7 +1132,9 @@
           <w:p>
             <w:pPr>
               <w:pStyle w:val="a7"/>
-              <w:ind w:left="0"/>
+              <w:spacing w:after="0" w:line="360" w:lineRule="auto"/>
+              <w:ind w:left="0" w:firstLine="709"/>
+              <w:jc w:val="both"/>
             </w:pPr>
             <w:r>
               <w:t>Плюсы</w:t>
@@ -872,7 +1149,9 @@
           <w:p>
             <w:pPr>
               <w:pStyle w:val="a7"/>
-              <w:ind w:left="0"/>
+              <w:spacing w:after="0" w:line="360" w:lineRule="auto"/>
+              <w:ind w:left="0" w:firstLine="709"/>
+              <w:jc w:val="both"/>
             </w:pPr>
             <w:r>
               <w:t>Минусы</w:t>
@@ -892,9 +1171,12 @@
           <w:p>
             <w:pPr>
               <w:pStyle w:val="a7"/>
-              <w:ind w:left="0"/>
+              <w:spacing w:after="0" w:line="360" w:lineRule="auto"/>
+              <w:ind w:left="0" w:firstLine="709"/>
+              <w:jc w:val="both"/>
             </w:pPr>
             <w:r>
+              <w:lastRenderedPageBreak/>
               <w:t>Васины игрушки</w:t>
             </w:r>
           </w:p>
@@ -907,7 +1189,9 @@
           <w:p>
             <w:pPr>
               <w:pStyle w:val="a7"/>
-              <w:ind w:left="0"/>
+              <w:spacing w:after="0" w:line="360" w:lineRule="auto"/>
+              <w:ind w:left="0" w:firstLine="709"/>
+              <w:jc w:val="both"/>
             </w:pPr>
             <w:hyperlink r:id="rId7" w:tgtFrame="_blank" w:history="1">
               <w:r>
@@ -923,6 +1207,9 @@
           </w:tcPr>
           <w:p>
             <w:pPr>
+              <w:spacing w:after="0" w:line="360" w:lineRule="auto"/>
+              <w:ind w:firstLine="709"/>
+              <w:jc w:val="both"/>
               <w:rPr>
                 <w:rFonts w:eastAsia="Aptos"/>
               </w:rPr>
@@ -936,6 +1223,9 @@
           </w:p>
           <w:p>
             <w:pPr>
+              <w:spacing w:after="0" w:line="360" w:lineRule="auto"/>
+              <w:ind w:firstLine="709"/>
+              <w:jc w:val="both"/>
               <w:rPr>
                 <w:rFonts w:eastAsia="Aptos"/>
               </w:rPr>
@@ -944,7 +1234,12 @@
               <w:rPr>
                 <w:rFonts w:eastAsia="Aptos"/>
               </w:rPr>
-              <w:br/>
+              <w:t xml:space="preserve"> </w:t>
+            </w:r>
+            <w:r>
+              <w:rPr>
+                <w:rFonts w:eastAsia="Aptos"/>
+              </w:rPr>
               <w:t>Нет лимитированных коллекций</w:t>
             </w:r>
             <w:r>
@@ -963,7 +1258,9 @@
           <w:p>
             <w:pPr>
               <w:pStyle w:val="a7"/>
-              <w:ind w:left="0"/>
+              <w:spacing w:after="0" w:line="360" w:lineRule="auto"/>
+              <w:ind w:left="0" w:firstLine="709"/>
+              <w:jc w:val="both"/>
             </w:pPr>
             <w:r>
               <w:t>Наличие не только витрины, но и блога мастера</w:t>
@@ -978,7 +1275,9 @@
           <w:p>
             <w:pPr>
               <w:pStyle w:val="a7"/>
-              <w:ind w:left="0"/>
+              <w:spacing w:after="0" w:line="360" w:lineRule="auto"/>
+              <w:ind w:left="0" w:firstLine="709"/>
+              <w:jc w:val="both"/>
             </w:pPr>
             <w:r>
               <w:t>Нет информации о наличии товара.</w:t>
@@ -995,7 +1294,9 @@
           <w:p>
             <w:pPr>
               <w:pStyle w:val="a7"/>
-              <w:ind w:left="0"/>
+              <w:spacing w:after="0" w:line="360" w:lineRule="auto"/>
+              <w:ind w:left="0" w:firstLine="709"/>
+              <w:jc w:val="both"/>
             </w:pPr>
             <w:r>
               <w:t>Ярмарка Мастеров</w:t>
@@ -1010,7 +1311,9 @@
           <w:p>
             <w:pPr>
               <w:pStyle w:val="a7"/>
-              <w:ind w:left="0"/>
+              <w:spacing w:after="0" w:line="360" w:lineRule="auto"/>
+              <w:ind w:left="0" w:firstLine="709"/>
+              <w:jc w:val="both"/>
             </w:pPr>
             <w:hyperlink r:id="rId8" w:tgtFrame="_blank" w:history="1">
               <w:r>
@@ -1027,7 +1330,9 @@
           <w:p>
             <w:pPr>
               <w:pStyle w:val="a7"/>
-              <w:ind w:left="0"/>
+              <w:spacing w:after="0" w:line="360" w:lineRule="auto"/>
+              <w:ind w:left="0" w:firstLine="709"/>
+              <w:jc w:val="both"/>
             </w:pPr>
             <w:r>
               <w:t>Не студия, а маркетплейс.</w:t>
@@ -1042,7 +1347,9 @@
           <w:p>
             <w:pPr>
               <w:pStyle w:val="a7"/>
-              <w:ind w:left="0"/>
+              <w:spacing w:after="0" w:line="360" w:lineRule="auto"/>
+              <w:ind w:left="0" w:firstLine="709"/>
+              <w:jc w:val="both"/>
             </w:pPr>
             <w:r>
               <w:t>Конкурсные механики</w:t>
@@ -1054,32 +1361,36 @@
           <w:p>
             <w:pPr>
               <w:pStyle w:val="a7"/>
-              <w:ind w:left="0"/>
+              <w:spacing w:after="0" w:line="360" w:lineRule="auto"/>
+              <w:ind w:left="0" w:firstLine="709"/>
+              <w:jc w:val="both"/>
             </w:pPr>
           </w:p>
           <w:p>
             <w:pPr>
               <w:pStyle w:val="a7"/>
-              <w:ind w:left="0"/>
+              <w:spacing w:after="0" w:line="360" w:lineRule="auto"/>
+              <w:ind w:left="0" w:firstLine="709"/>
+              <w:jc w:val="both"/>
             </w:pPr>
             <w:r>
-              <w:t xml:space="preserve">Понятная система </w:t>
-            </w:r>
-            <w:r>
-              <w:lastRenderedPageBreak/>
-              <w:t>категорий и фильтров.</w:t>
+              <w:t>Понятная система категорий и фильтров.</w:t>
             </w:r>
           </w:p>
           <w:p>
             <w:pPr>
               <w:pStyle w:val="a7"/>
-              <w:ind w:left="0"/>
+              <w:spacing w:after="0" w:line="360" w:lineRule="auto"/>
+              <w:ind w:left="0" w:firstLine="709"/>
+              <w:jc w:val="both"/>
             </w:pPr>
           </w:p>
           <w:p>
             <w:pPr>
               <w:pStyle w:val="a7"/>
-              <w:ind w:left="0"/>
+              <w:spacing w:after="0" w:line="360" w:lineRule="auto"/>
+              <w:ind w:left="0" w:firstLine="709"/>
+              <w:jc w:val="both"/>
             </w:pPr>
             <w:r>
               <w:t>Зрительское голосование.</w:t>
@@ -1094,10 +1405,11 @@
           <w:p>
             <w:pPr>
               <w:pStyle w:val="a7"/>
-              <w:ind w:left="0"/>
+              <w:spacing w:after="0" w:line="360" w:lineRule="auto"/>
+              <w:ind w:left="0" w:firstLine="709"/>
+              <w:jc w:val="both"/>
             </w:pPr>
             <w:r>
-              <w:lastRenderedPageBreak/>
               <w:t>Визуальный шум, сложная навигация.</w:t>
             </w:r>
           </w:p>
@@ -1112,7 +1424,9 @@
           <w:p>
             <w:pPr>
               <w:pStyle w:val="a7"/>
-              <w:ind w:left="0"/>
+              <w:spacing w:after="0" w:line="360" w:lineRule="auto"/>
+              <w:ind w:left="0" w:firstLine="709"/>
+              <w:jc w:val="both"/>
             </w:pPr>
             <w:r>
               <w:t>Мастерская Ольги Гришиной</w:t>
@@ -1127,7 +1441,9 @@
           <w:p>
             <w:pPr>
               <w:pStyle w:val="a7"/>
-              <w:ind w:left="0"/>
+              <w:spacing w:after="0" w:line="360" w:lineRule="auto"/>
+              <w:ind w:left="0" w:firstLine="709"/>
+              <w:jc w:val="both"/>
             </w:pPr>
             <w:r>
               <w:t>olgri.ru</w:t>
@@ -1142,7 +1458,9 @@
           <w:p>
             <w:pPr>
               <w:pStyle w:val="a7"/>
-              <w:ind w:left="0"/>
+              <w:spacing w:after="0" w:line="360" w:lineRule="auto"/>
+              <w:ind w:left="0" w:firstLine="709"/>
+              <w:jc w:val="both"/>
             </w:pPr>
             <w:r>
               <w:t>Очень похожий магазин студийных игрушек</w:t>
@@ -1157,7 +1475,9 @@
           <w:p>
             <w:pPr>
               <w:pStyle w:val="a7"/>
-              <w:ind w:left="0"/>
+              <w:spacing w:after="0" w:line="360" w:lineRule="auto"/>
+              <w:ind w:left="0" w:firstLine="709"/>
+              <w:jc w:val="both"/>
             </w:pPr>
             <w:r>
               <w:t>Подробное описание каждого товара</w:t>
@@ -1172,7 +1492,9 @@
           <w:p>
             <w:pPr>
               <w:pStyle w:val="a7"/>
-              <w:ind w:left="0"/>
+              <w:spacing w:after="0" w:line="360" w:lineRule="auto"/>
+              <w:ind w:left="0" w:firstLine="709"/>
+              <w:jc w:val="both"/>
             </w:pPr>
             <w:r>
               <w:t>Отсутствие категорий и поиска по товарам</w:t>
@@ -1181,15 +1503,26 @@
           <w:p>
             <w:pPr>
               <w:pStyle w:val="a7"/>
-              <w:ind w:left="0"/>
+              <w:spacing w:after="0" w:line="360" w:lineRule="auto"/>
+              <w:ind w:left="0" w:firstLine="709"/>
+              <w:jc w:val="both"/>
             </w:pPr>
           </w:p>
         </w:tc>
       </w:tr>
     </w:tbl>
-    <w:p/>
     <w:p>
       <w:pPr>
+        <w:spacing w:after="0" w:line="360" w:lineRule="auto"/>
+        <w:ind w:firstLine="709"/>
+        <w:jc w:val="both"/>
+      </w:pPr>
+    </w:p>
+    <w:p>
+      <w:pPr>
+        <w:spacing w:after="0" w:line="360" w:lineRule="auto"/>
+        <w:ind w:firstLine="709"/>
+        <w:jc w:val="both"/>
         <w:rPr>
           <w:b/>
           <w:bCs/>
@@ -1218,6 +1551,11 @@
       </w:r>
     </w:p>
     <w:p>
+      <w:pPr>
+        <w:spacing w:after="0" w:line="360" w:lineRule="auto"/>
+        <w:ind w:firstLine="709"/>
+        <w:jc w:val="both"/>
+      </w:pPr>
       <w:r>
         <w:t>Разработка специализированного сервиса для продажи коллекционных игрушек ручной работы ограниченными тиражами </w:t>
       </w:r>
@@ -1238,16 +1576,21 @@
           <w:ilvl w:val="0"/>
           <w:numId w:val="20"/>
         </w:numPr>
-      </w:pPr>
-      <w:r>
-        <w:rPr>
-          <w:b/>
-          <w:bCs/>
-        </w:rPr>
+        <w:tabs>
+          <w:tab w:val="clear" w:pos="720"/>
+          <w:tab w:val="left" w:pos="1134"/>
+        </w:tabs>
+        <w:spacing w:after="0" w:line="360" w:lineRule="auto"/>
+        <w:ind w:left="0" w:firstLine="709"/>
+        <w:jc w:val="both"/>
+      </w:pPr>
+      <w:r>
         <w:t>Отсутствие подходящих решений на российском рынке.</w:t>
       </w:r>
       <w:r>
-        <w:br/>
+        <w:t xml:space="preserve"> </w:t>
+      </w:r>
+      <w:r>
         <w:t xml:space="preserve">Мастера вынуждены использовать </w:t>
       </w:r>
       <w:r>
@@ -1257,10 +1600,7 @@
         <w:t>Telegram</w:t>
       </w:r>
       <w:r>
-        <w:t xml:space="preserve"> </w:t>
-      </w:r>
-      <w:r>
-        <w:t>и Google-таблицы, что создаёт высокий риск ошибок и недоверия.</w:t>
+        <w:t xml:space="preserve"> и Google-таблицы, что создаёт высокий риск ошибок и недоверия.</w:t>
       </w:r>
     </w:p>
     <w:p>
@@ -1269,16 +1609,21 @@
           <w:ilvl w:val="0"/>
           <w:numId w:val="20"/>
         </w:numPr>
-      </w:pPr>
-      <w:r>
-        <w:rPr>
-          <w:b/>
-          <w:bCs/>
-        </w:rPr>
+        <w:tabs>
+          <w:tab w:val="clear" w:pos="720"/>
+          <w:tab w:val="left" w:pos="1134"/>
+        </w:tabs>
+        <w:spacing w:after="0" w:line="360" w:lineRule="auto"/>
+        <w:ind w:left="0" w:firstLine="709"/>
+        <w:jc w:val="both"/>
+      </w:pPr>
+      <w:r>
         <w:t>Специфические требования коллекционного сегмента.</w:t>
       </w:r>
       <w:r>
-        <w:br/>
+        <w:t xml:space="preserve"> </w:t>
+      </w:r>
+      <w:r>
         <w:t>Обычные интернет-магазины не поддерживают</w:t>
       </w:r>
       <w:r>
@@ -1291,23 +1636,23 @@
           <w:ilvl w:val="0"/>
           <w:numId w:val="20"/>
         </w:numPr>
-      </w:pPr>
-      <w:r>
-        <w:rPr>
-          <w:b/>
-          <w:bCs/>
-        </w:rPr>
+        <w:tabs>
+          <w:tab w:val="clear" w:pos="720"/>
+          <w:tab w:val="left" w:pos="1134"/>
+        </w:tabs>
+        <w:spacing w:after="0" w:line="360" w:lineRule="auto"/>
+        <w:ind w:left="0" w:firstLine="709"/>
+        <w:jc w:val="both"/>
+      </w:pPr>
+      <w:r>
+        <w:lastRenderedPageBreak/>
         <w:t>Рост рынка коллекционных игрушек.</w:t>
       </w:r>
       <w:r>
-        <w:br/>
-        <w:t xml:space="preserve">По данным аналитики, рынок коллекционных </w:t>
-      </w:r>
-      <w:r>
-        <w:t>игрушек</w:t>
-      </w:r>
-      <w:r>
-        <w:t xml:space="preserve"> растёт на 15–20% в год. Мастерам и коллекционерам нужен современный инструмент.</w:t>
+        <w:t xml:space="preserve"> </w:t>
+      </w:r>
+      <w:r>
+        <w:t>По данным аналитики, рынок коллекционных игрушек растёт на 15–20% в год. Мастерам и коллекционерам нужен современный инструмент.</w:t>
       </w:r>
     </w:p>
     <w:p>
@@ -1316,16 +1661,21 @@
           <w:ilvl w:val="0"/>
           <w:numId w:val="20"/>
         </w:numPr>
-      </w:pPr>
-      <w:r>
-        <w:rPr>
-          <w:b/>
-          <w:bCs/>
-        </w:rPr>
+        <w:tabs>
+          <w:tab w:val="clear" w:pos="720"/>
+          <w:tab w:val="left" w:pos="1134"/>
+        </w:tabs>
+        <w:spacing w:after="0" w:line="360" w:lineRule="auto"/>
+        <w:ind w:left="0" w:firstLine="709"/>
+        <w:jc w:val="both"/>
+      </w:pPr>
+      <w:r>
         <w:t>Повышение доверия между мастером и коллекционером.</w:t>
       </w:r>
       <w:r>
-        <w:br/>
+        <w:t xml:space="preserve"> </w:t>
+      </w:r>
+      <w:r>
         <w:t>Доказуемо честный механизм продаж (логирование всех действий, публичный аудит) станет конкурентным преимуществом.</w:t>
       </w:r>
     </w:p>
@@ -1335,26 +1685,36 @@
           <w:ilvl w:val="0"/>
           <w:numId w:val="20"/>
         </w:numPr>
-      </w:pPr>
-      <w:r>
-        <w:rPr>
-          <w:b/>
-          <w:bCs/>
-        </w:rPr>
+        <w:tabs>
+          <w:tab w:val="clear" w:pos="720"/>
+          <w:tab w:val="left" w:pos="1134"/>
+        </w:tabs>
+        <w:spacing w:after="0" w:line="360" w:lineRule="auto"/>
+        <w:ind w:left="0" w:firstLine="709"/>
+        <w:jc w:val="both"/>
+      </w:pPr>
+      <w:r>
         <w:t>Автоматизация рутинных процессов мастера.</w:t>
       </w:r>
       <w:r>
-        <w:br/>
+        <w:t xml:space="preserve"> </w:t>
+      </w:r>
+      <w:r>
         <w:t>Формирование списка покупателей, рассылка уведомлений, экспорт адресов — всё это снизит нагрузку и позволит мастеру сосредоточиться на творчестве.</w:t>
       </w:r>
     </w:p>
     <w:p>
       <w:pPr>
-        <w:ind w:left="720"/>
+        <w:spacing w:after="0" w:line="360" w:lineRule="auto"/>
+        <w:ind w:firstLine="709"/>
+        <w:jc w:val="both"/>
       </w:pPr>
     </w:p>
     <w:p>
       <w:pPr>
+        <w:spacing w:after="0" w:line="360" w:lineRule="auto"/>
+        <w:ind w:firstLine="709"/>
+        <w:jc w:val="both"/>
         <w:rPr>
           <w:b/>
           <w:bCs/>
@@ -1383,6 +1743,11 @@
       </w:r>
     </w:p>
     <w:p>
+      <w:pPr>
+        <w:spacing w:after="0" w:line="360" w:lineRule="auto"/>
+        <w:ind w:firstLine="709"/>
+        <w:jc w:val="both"/>
+      </w:pPr>
       <w:r>
         <w:t>Проведённый анализ предметной области позволил сделать следующие выводы:</w:t>
       </w:r>
@@ -1393,6 +1758,9 @@
           <w:ilvl w:val="0"/>
           <w:numId w:val="21"/>
         </w:numPr>
+        <w:spacing w:after="0" w:line="360" w:lineRule="auto"/>
+        <w:ind w:left="0" w:firstLine="709"/>
+        <w:jc w:val="both"/>
       </w:pPr>
       <w:r>
         <w:rPr>
@@ -1414,6 +1782,9 @@
           <w:ilvl w:val="0"/>
           <w:numId w:val="21"/>
         </w:numPr>
+        <w:spacing w:after="0" w:line="360" w:lineRule="auto"/>
+        <w:ind w:left="0" w:firstLine="709"/>
+        <w:jc w:val="both"/>
       </w:pPr>
       <w:r>
         <w:rPr>
@@ -1432,6 +1803,9 @@
           <w:ilvl w:val="0"/>
           <w:numId w:val="21"/>
         </w:numPr>
+        <w:spacing w:after="0" w:line="360" w:lineRule="auto"/>
+        <w:ind w:left="0" w:firstLine="709"/>
+        <w:jc w:val="both"/>
       </w:pPr>
       <w:r>
         <w:rPr>
@@ -1447,9 +1821,11 @@
           <w:ilvl w:val="1"/>
           <w:numId w:val="22"/>
         </w:numPr>
-      </w:pPr>
-      <w:r>
-        <w:lastRenderedPageBreak/>
+        <w:spacing w:after="0" w:line="360" w:lineRule="auto"/>
+        <w:ind w:left="0" w:firstLine="709"/>
+        <w:jc w:val="both"/>
+      </w:pPr>
+      <w:r>
         <w:t>отсутствие учёта тиражей;</w:t>
       </w:r>
     </w:p>
@@ -1459,6 +1835,9 @@
           <w:ilvl w:val="1"/>
           <w:numId w:val="22"/>
         </w:numPr>
+        <w:spacing w:after="0" w:line="360" w:lineRule="auto"/>
+        <w:ind w:left="0" w:firstLine="709"/>
+        <w:jc w:val="both"/>
       </w:pPr>
       <w:r>
         <w:t>нечестные / непрозрачные механизмы очередей;</w:t>
@@ -1470,6 +1849,9 @@
           <w:ilvl w:val="1"/>
           <w:numId w:val="22"/>
         </w:numPr>
+        <w:spacing w:after="0" w:line="360" w:lineRule="auto"/>
+        <w:ind w:left="0" w:firstLine="709"/>
+        <w:jc w:val="both"/>
       </w:pPr>
       <w:r>
         <w:t>ручная обработка заказов.</w:t>
@@ -1481,6 +1863,9 @@
           <w:ilvl w:val="0"/>
           <w:numId w:val="21"/>
         </w:numPr>
+        <w:spacing w:after="0" w:line="360" w:lineRule="auto"/>
+        <w:ind w:left="0" w:firstLine="709"/>
+        <w:jc w:val="both"/>
       </w:pPr>
       <w:r>
         <w:rPr>
@@ -1499,6 +1884,9 @@
           <w:ilvl w:val="0"/>
           <w:numId w:val="21"/>
         </w:numPr>
+        <w:spacing w:after="0" w:line="360" w:lineRule="auto"/>
+        <w:ind w:left="0" w:firstLine="709"/>
+        <w:jc w:val="both"/>
       </w:pPr>
       <w:r>
         <w:rPr>
@@ -1517,6 +1905,9 @@
           <w:ilvl w:val="1"/>
           <w:numId w:val="23"/>
         </w:numPr>
+        <w:spacing w:after="0" w:line="360" w:lineRule="auto"/>
+        <w:ind w:left="0" w:firstLine="709"/>
+        <w:jc w:val="both"/>
       </w:pPr>
       <w:r>
         <w:t>управление тиражами (остаток, лимит);</w:t>
@@ -1528,6 +1919,9 @@
           <w:ilvl w:val="1"/>
           <w:numId w:val="23"/>
         </w:numPr>
+        <w:spacing w:after="0" w:line="360" w:lineRule="auto"/>
+        <w:ind w:left="0" w:firstLine="709"/>
+        <w:jc w:val="both"/>
       </w:pPr>
       <w:r>
         <w:t>бронирование товара</w:t>
@@ -1540,14 +1934,58 @@
       </w:r>
     </w:p>
     <w:p>
+      <w:pPr>
+        <w:spacing w:after="0" w:line="360" w:lineRule="auto"/>
+        <w:ind w:firstLine="709"/>
+        <w:jc w:val="both"/>
+      </w:pPr>
       <w:r>
         <w:t>Результаты анализа будут использованы при проектировании архитектуры сервиса, выборе технологического стека и разработке функциональных требований.</w:t>
       </w:r>
     </w:p>
-    <w:p/>
+    <w:p>
+      <w:pPr>
+        <w:spacing w:after="0" w:line="360" w:lineRule="auto"/>
+        <w:ind w:firstLine="709"/>
+        <w:jc w:val="both"/>
+        <w:rPr>
+          <w:lang w:val="en-US"/>
+        </w:rPr>
+      </w:pPr>
+    </w:p>
+    <w:p>
+      <w:pPr>
+        <w:spacing w:after="0" w:line="360" w:lineRule="auto"/>
+        <w:ind w:firstLine="709"/>
+        <w:jc w:val="both"/>
+        <w:rPr>
+          <w:lang w:val="en-US"/>
+        </w:rPr>
+      </w:pPr>
+    </w:p>
+    <w:p>
+      <w:pPr>
+        <w:spacing w:after="0" w:line="360" w:lineRule="auto"/>
+        <w:ind w:firstLine="709"/>
+        <w:jc w:val="both"/>
+        <w:rPr>
+          <w:lang w:val="en-US"/>
+        </w:rPr>
+      </w:pPr>
+    </w:p>
+    <w:p>
+      <w:pPr>
+        <w:spacing w:after="0" w:line="360" w:lineRule="auto"/>
+        <w:ind w:firstLine="709"/>
+        <w:jc w:val="both"/>
+        <w:rPr>
+          <w:lang w:val="en-US"/>
+        </w:rPr>
+      </w:pPr>
+    </w:p>
     <w:sectPr>
       <w:pgSz w:w="11906" w:h="16838"/>
-      <w:pgMar w:top="1134" w:right="850" w:bottom="1134" w:left="1701" w:header="708" w:footer="708" w:gutter="0"/>
+      <w:pgMar w:top="851" w:right="567" w:bottom="1701" w:left="1418" w:header="709" w:footer="709" w:gutter="0"/>
       <w:cols w:space="708"/>
       <w:docGrid w:linePitch="360"/>
     </w:sectPr>
@@ -1668,6 +2106,96 @@
     </w:lvl>
   </w:abstractNum>
   <w:abstractNum w:abstractNumId="1" w15:restartNumberingAfterBreak="0">
+    <w:nsid w:val="053E449F"/>
+    <w:multiLevelType w:val="hybridMultilevel"/>
+    <w:tmpl w:val="3C22487C"/>
+    <w:lvl w:ilvl="0" w:tplc="50288DC4">
+      <w:start w:val="1"/>
+      <w:numFmt w:val="decimal"/>
+      <w:lvlText w:val="%1)"/>
+      <w:lvlJc w:val="left"/>
+      <w:pPr>
+        <w:ind w:left="720" w:hanging="360"/>
+      </w:pPr>
+      <w:rPr>
+        <w:rFonts w:hint="default"/>
+        <w:b/>
+      </w:rPr>
+    </w:lvl>
+    <w:lvl w:ilvl="1" w:tplc="04190019" w:tentative="1">
+      <w:start w:val="1"/>
+      <w:numFmt w:val="lowerLetter"/>
+      <w:lvlText w:val="%2."/>
+      <w:lvlJc w:val="left"/>
+      <w:pPr>
+        <w:ind w:left="1440" w:hanging="360"/>
+      </w:pPr>
+    </w:lvl>
+    <w:lvl w:ilvl="2" w:tplc="0419001B" w:tentative="1">
+      <w:start w:val="1"/>
+      <w:numFmt w:val="lowerRoman"/>
+      <w:lvlText w:val="%3."/>
+      <w:lvlJc w:val="right"/>
+      <w:pPr>
+        <w:ind w:left="2160" w:hanging="180"/>
+      </w:pPr>
+    </w:lvl>
+    <w:lvl w:ilvl="3" w:tplc="0419000F" w:tentative="1">
+      <w:start w:val="1"/>
+      <w:numFmt w:val="decimal"/>
+      <w:lvlText w:val="%4."/>
+      <w:lvlJc w:val="left"/>
+      <w:pPr>
+        <w:ind w:left="2880" w:hanging="360"/>
+      </w:pPr>
+    </w:lvl>
+    <w:lvl w:ilvl="4" w:tplc="04190019" w:tentative="1">
+      <w:start w:val="1"/>
+      <w:numFmt w:val="lowerLetter"/>
+      <w:lvlText w:val="%5."/>
+      <w:lvlJc w:val="left"/>
+      <w:pPr>
+        <w:ind w:left="3600" w:hanging="360"/>
+      </w:pPr>
+    </w:lvl>
+    <w:lvl w:ilvl="5" w:tplc="0419001B" w:tentative="1">
+      <w:start w:val="1"/>
+      <w:numFmt w:val="lowerRoman"/>
+      <w:lvlText w:val="%6."/>
+      <w:lvlJc w:val="right"/>
+      <w:pPr>
+        <w:ind w:left="4320" w:hanging="180"/>
+      </w:pPr>
+    </w:lvl>
+    <w:lvl w:ilvl="6" w:tplc="0419000F" w:tentative="1">
+      <w:start w:val="1"/>
+      <w:numFmt w:val="decimal"/>
+      <w:lvlText w:val="%7."/>
+      <w:lvlJc w:val="left"/>
+      <w:pPr>
+        <w:ind w:left="5040" w:hanging="360"/>
+      </w:pPr>
+    </w:lvl>
+    <w:lvl w:ilvl="7" w:tplc="04190019" w:tentative="1">
+      <w:start w:val="1"/>
+      <w:numFmt w:val="lowerLetter"/>
+      <w:lvlText w:val="%8."/>
+      <w:lvlJc w:val="left"/>
+      <w:pPr>
+        <w:ind w:left="5760" w:hanging="360"/>
+      </w:pPr>
+    </w:lvl>
+    <w:lvl w:ilvl="8" w:tplc="0419001B" w:tentative="1">
+      <w:start w:val="1"/>
+      <w:numFmt w:val="lowerRoman"/>
+      <w:lvlText w:val="%9."/>
+      <w:lvlJc w:val="right"/>
+      <w:pPr>
+        <w:ind w:left="6480" w:hanging="180"/>
+      </w:pPr>
+    </w:lvl>
+  </w:abstractNum>
+  <w:abstractNum w:abstractNumId="2" w15:restartNumberingAfterBreak="0">
     <w:nsid w:val="077D6625"/>
     <w:multiLevelType w:val="multilevel"/>
     <w:tmpl w:val="D51C2E54"/>
@@ -1780,7 +2308,7 @@
       </w:pPr>
     </w:lvl>
   </w:abstractNum>
-  <w:abstractNum w:abstractNumId="2" w15:restartNumberingAfterBreak="0">
+  <w:abstractNum w:abstractNumId="3" w15:restartNumberingAfterBreak="0">
     <w:nsid w:val="10F24784"/>
     <w:multiLevelType w:val="hybridMultilevel"/>
     <w:tmpl w:val="17C8AFF0"/>
@@ -1893,7 +2421,7 @@
       </w:rPr>
     </w:lvl>
   </w:abstractNum>
-  <w:abstractNum w:abstractNumId="3" w15:restartNumberingAfterBreak="0">
+  <w:abstractNum w:abstractNumId="4" w15:restartNumberingAfterBreak="0">
     <w:nsid w:val="1FA10A5F"/>
     <w:multiLevelType w:val="multilevel"/>
     <w:tmpl w:val="8F623D66"/>
@@ -2011,7 +2539,97 @@
       </w:rPr>
     </w:lvl>
   </w:abstractNum>
-  <w:abstractNum w:abstractNumId="4" w15:restartNumberingAfterBreak="0">
+  <w:abstractNum w:abstractNumId="5" w15:restartNumberingAfterBreak="0">
+    <w:nsid w:val="22A07C94"/>
+    <w:multiLevelType w:val="hybridMultilevel"/>
+    <w:tmpl w:val="78943DCE"/>
+    <w:lvl w:ilvl="0" w:tplc="56B859DA">
+      <w:start w:val="1"/>
+      <w:numFmt w:val="decimal"/>
+      <w:lvlText w:val="%1)"/>
+      <w:lvlJc w:val="left"/>
+      <w:pPr>
+        <w:ind w:left="720" w:hanging="360"/>
+      </w:pPr>
+      <w:rPr>
+        <w:rFonts w:hint="default"/>
+        <w:b/>
+      </w:rPr>
+    </w:lvl>
+    <w:lvl w:ilvl="1" w:tplc="04190019" w:tentative="1">
+      <w:start w:val="1"/>
+      <w:numFmt w:val="lowerLetter"/>
+      <w:lvlText w:val="%2."/>
+      <w:lvlJc w:val="left"/>
+      <w:pPr>
+        <w:ind w:left="1440" w:hanging="360"/>
+      </w:pPr>
+    </w:lvl>
+    <w:lvl w:ilvl="2" w:tplc="0419001B" w:tentative="1">
+      <w:start w:val="1"/>
+      <w:numFmt w:val="lowerRoman"/>
+      <w:lvlText w:val="%3."/>
+      <w:lvlJc w:val="right"/>
+      <w:pPr>
+        <w:ind w:left="2160" w:hanging="180"/>
+      </w:pPr>
+    </w:lvl>
+    <w:lvl w:ilvl="3" w:tplc="0419000F" w:tentative="1">
+      <w:start w:val="1"/>
+      <w:numFmt w:val="decimal"/>
+      <w:lvlText w:val="%4."/>
+      <w:lvlJc w:val="left"/>
+      <w:pPr>
+        <w:ind w:left="2880" w:hanging="360"/>
+      </w:pPr>
+    </w:lvl>
+    <w:lvl w:ilvl="4" w:tplc="04190019" w:tentative="1">
+      <w:start w:val="1"/>
+      <w:numFmt w:val="lowerLetter"/>
+      <w:lvlText w:val="%5."/>
+      <w:lvlJc w:val="left"/>
+      <w:pPr>
+        <w:ind w:left="3600" w:hanging="360"/>
+      </w:pPr>
+    </w:lvl>
+    <w:lvl w:ilvl="5" w:tplc="0419001B" w:tentative="1">
+      <w:start w:val="1"/>
+      <w:numFmt w:val="lowerRoman"/>
+      <w:lvlText w:val="%6."/>
+      <w:lvlJc w:val="right"/>
+      <w:pPr>
+        <w:ind w:left="4320" w:hanging="180"/>
+      </w:pPr>
+    </w:lvl>
+    <w:lvl w:ilvl="6" w:tplc="0419000F" w:tentative="1">
+      <w:start w:val="1"/>
+      <w:numFmt w:val="decimal"/>
+      <w:lvlText w:val="%7."/>
+      <w:lvlJc w:val="left"/>
+      <w:pPr>
+        <w:ind w:left="5040" w:hanging="360"/>
+      </w:pPr>
+    </w:lvl>
+    <w:lvl w:ilvl="7" w:tplc="04190019" w:tentative="1">
+      <w:start w:val="1"/>
+      <w:numFmt w:val="lowerLetter"/>
+      <w:lvlText w:val="%8."/>
+      <w:lvlJc w:val="left"/>
+      <w:pPr>
+        <w:ind w:left="5760" w:hanging="360"/>
+      </w:pPr>
+    </w:lvl>
+    <w:lvl w:ilvl="8" w:tplc="0419001B" w:tentative="1">
+      <w:start w:val="1"/>
+      <w:numFmt w:val="lowerRoman"/>
+      <w:lvlText w:val="%9."/>
+      <w:lvlJc w:val="right"/>
+      <w:pPr>
+        <w:ind w:left="6480" w:hanging="180"/>
+      </w:pPr>
+    </w:lvl>
+  </w:abstractNum>
+  <w:abstractNum w:abstractNumId="6" w15:restartNumberingAfterBreak="0">
     <w:nsid w:val="2354022E"/>
     <w:multiLevelType w:val="multilevel"/>
     <w:tmpl w:val="0419001F"/>
@@ -2100,7 +2718,7 @@
       </w:pPr>
     </w:lvl>
   </w:abstractNum>
-  <w:abstractNum w:abstractNumId="5" w15:restartNumberingAfterBreak="0">
+  <w:abstractNum w:abstractNumId="7" w15:restartNumberingAfterBreak="0">
     <w:nsid w:val="24CA025F"/>
     <w:multiLevelType w:val="multilevel"/>
     <w:tmpl w:val="75E42AF0"/>
@@ -2210,7 +2828,97 @@
       </w:pPr>
     </w:lvl>
   </w:abstractNum>
-  <w:abstractNum w:abstractNumId="6" w15:restartNumberingAfterBreak="0">
+  <w:abstractNum w:abstractNumId="8" w15:restartNumberingAfterBreak="0">
+    <w:nsid w:val="286721EE"/>
+    <w:multiLevelType w:val="hybridMultilevel"/>
+    <w:tmpl w:val="27B24B08"/>
+    <w:lvl w:ilvl="0" w:tplc="6BB6C402">
+      <w:start w:val="10"/>
+      <w:numFmt w:val="decimal"/>
+      <w:lvlText w:val="%1"/>
+      <w:lvlJc w:val="left"/>
+      <w:pPr>
+        <w:ind w:left="720" w:hanging="360"/>
+      </w:pPr>
+      <w:rPr>
+        <w:rFonts w:hint="default"/>
+        <w:b/>
+      </w:rPr>
+    </w:lvl>
+    <w:lvl w:ilvl="1" w:tplc="04190019" w:tentative="1">
+      <w:start w:val="1"/>
+      <w:numFmt w:val="lowerLetter"/>
+      <w:lvlText w:val="%2."/>
+      <w:lvlJc w:val="left"/>
+      <w:pPr>
+        <w:ind w:left="1440" w:hanging="360"/>
+      </w:pPr>
+    </w:lvl>
+    <w:lvl w:ilvl="2" w:tplc="0419001B" w:tentative="1">
+      <w:start w:val="1"/>
+      <w:numFmt w:val="lowerRoman"/>
+      <w:lvlText w:val="%3."/>
+      <w:lvlJc w:val="right"/>
+      <w:pPr>
+        <w:ind w:left="2160" w:hanging="180"/>
+      </w:pPr>
+    </w:lvl>
+    <w:lvl w:ilvl="3" w:tplc="0419000F" w:tentative="1">
+      <w:start w:val="1"/>
+      <w:numFmt w:val="decimal"/>
+      <w:lvlText w:val="%4."/>
+      <w:lvlJc w:val="left"/>
+      <w:pPr>
+        <w:ind w:left="2880" w:hanging="360"/>
+      </w:pPr>
+    </w:lvl>
+    <w:lvl w:ilvl="4" w:tplc="04190019" w:tentative="1">
+      <w:start w:val="1"/>
+      <w:numFmt w:val="lowerLetter"/>
+      <w:lvlText w:val="%5."/>
+      <w:lvlJc w:val="left"/>
+      <w:pPr>
+        <w:ind w:left="3600" w:hanging="360"/>
+      </w:pPr>
+    </w:lvl>
+    <w:lvl w:ilvl="5" w:tplc="0419001B" w:tentative="1">
+      <w:start w:val="1"/>
+      <w:numFmt w:val="lowerRoman"/>
+      <w:lvlText w:val="%6."/>
+      <w:lvlJc w:val="right"/>
+      <w:pPr>
+        <w:ind w:left="4320" w:hanging="180"/>
+      </w:pPr>
+    </w:lvl>
+    <w:lvl w:ilvl="6" w:tplc="0419000F" w:tentative="1">
+      <w:start w:val="1"/>
+      <w:numFmt w:val="decimal"/>
+      <w:lvlText w:val="%7."/>
+      <w:lvlJc w:val="left"/>
+      <w:pPr>
+        <w:ind w:left="5040" w:hanging="360"/>
+      </w:pPr>
+    </w:lvl>
+    <w:lvl w:ilvl="7" w:tplc="04190019" w:tentative="1">
+      <w:start w:val="1"/>
+      <w:numFmt w:val="lowerLetter"/>
+      <w:lvlText w:val="%8."/>
+      <w:lvlJc w:val="left"/>
+      <w:pPr>
+        <w:ind w:left="5760" w:hanging="360"/>
+      </w:pPr>
+    </w:lvl>
+    <w:lvl w:ilvl="8" w:tplc="0419001B" w:tentative="1">
+      <w:start w:val="1"/>
+      <w:numFmt w:val="lowerRoman"/>
+      <w:lvlText w:val="%9."/>
+      <w:lvlJc w:val="right"/>
+      <w:pPr>
+        <w:ind w:left="6480" w:hanging="180"/>
+      </w:pPr>
+    </w:lvl>
+  </w:abstractNum>
+  <w:abstractNum w:abstractNumId="9" w15:restartNumberingAfterBreak="0">
     <w:nsid w:val="2EC31F7B"/>
     <w:multiLevelType w:val="multilevel"/>
     <w:tmpl w:val="32463472"/>
@@ -2302,7 +3010,7 @@
       </w:pPr>
     </w:lvl>
   </w:abstractNum>
-  <w:abstractNum w:abstractNumId="7" w15:restartNumberingAfterBreak="0">
+  <w:abstractNum w:abstractNumId="10" w15:restartNumberingAfterBreak="0">
     <w:nsid w:val="32424CDB"/>
     <w:multiLevelType w:val="hybridMultilevel"/>
     <w:tmpl w:val="75105958"/>
@@ -2415,7 +3123,7 @@
       </w:rPr>
     </w:lvl>
   </w:abstractNum>
-  <w:abstractNum w:abstractNumId="8" w15:restartNumberingAfterBreak="0">
+  <w:abstractNum w:abstractNumId="11" w15:restartNumberingAfterBreak="0">
     <w:nsid w:val="390943FE"/>
     <w:multiLevelType w:val="hybridMultilevel"/>
     <w:tmpl w:val="7146260A"/>
@@ -2528,7 +3236,7 @@
       </w:rPr>
     </w:lvl>
   </w:abstractNum>
-  <w:abstractNum w:abstractNumId="9" w15:restartNumberingAfterBreak="0">
+  <w:abstractNum w:abstractNumId="12" w15:restartNumberingAfterBreak="0">
     <w:nsid w:val="43095FC1"/>
     <w:multiLevelType w:val="multilevel"/>
     <w:tmpl w:val="61C2CDA6"/>
@@ -2645,7 +3353,7 @@
       </w:pPr>
     </w:lvl>
   </w:abstractNum>
-  <w:abstractNum w:abstractNumId="10" w15:restartNumberingAfterBreak="0">
+  <w:abstractNum w:abstractNumId="13" w15:restartNumberingAfterBreak="0">
     <w:nsid w:val="445F3251"/>
     <w:multiLevelType w:val="multilevel"/>
     <w:tmpl w:val="D01C431C"/>
@@ -2758,7 +3466,7 @@
       </w:pPr>
     </w:lvl>
   </w:abstractNum>
-  <w:abstractNum w:abstractNumId="11" w15:restartNumberingAfterBreak="0">
+  <w:abstractNum w:abstractNumId="14" w15:restartNumberingAfterBreak="0">
     <w:nsid w:val="53C60986"/>
     <w:multiLevelType w:val="multilevel"/>
     <w:tmpl w:val="1BA4B4C2"/>
@@ -2875,7 +3583,7 @@
       </w:pPr>
     </w:lvl>
   </w:abstractNum>
-  <w:abstractNum w:abstractNumId="12" w15:restartNumberingAfterBreak="0">
+  <w:abstractNum w:abstractNumId="15" w15:restartNumberingAfterBreak="0">
     <w:nsid w:val="53CE51D7"/>
     <w:multiLevelType w:val="hybridMultilevel"/>
     <w:tmpl w:val="82FA17EA"/>
@@ -2988,7 +3696,7 @@
       </w:rPr>
     </w:lvl>
   </w:abstractNum>
-  <w:abstractNum w:abstractNumId="13" w15:restartNumberingAfterBreak="0">
+  <w:abstractNum w:abstractNumId="16" w15:restartNumberingAfterBreak="0">
     <w:nsid w:val="55F9687E"/>
     <w:multiLevelType w:val="hybridMultilevel"/>
     <w:tmpl w:val="102252C8"/>
@@ -3101,7 +3809,7 @@
       </w:rPr>
     </w:lvl>
   </w:abstractNum>
-  <w:abstractNum w:abstractNumId="14" w15:restartNumberingAfterBreak="0">
+  <w:abstractNum w:abstractNumId="17" w15:restartNumberingAfterBreak="0">
     <w:nsid w:val="5CED4BFC"/>
     <w:multiLevelType w:val="hybridMultilevel"/>
     <w:tmpl w:val="F3FA4192"/>
@@ -3214,7 +3922,7 @@
       </w:rPr>
     </w:lvl>
   </w:abstractNum>
-  <w:abstractNum w:abstractNumId="15" w15:restartNumberingAfterBreak="0">
+  <w:abstractNum w:abstractNumId="18" w15:restartNumberingAfterBreak="0">
     <w:nsid w:val="5D2654A0"/>
     <w:multiLevelType w:val="hybridMultilevel"/>
     <w:tmpl w:val="B0BA3F4C"/>
@@ -3300,7 +4008,7 @@
       </w:pPr>
     </w:lvl>
   </w:abstractNum>
-  <w:abstractNum w:abstractNumId="16" w15:restartNumberingAfterBreak="0">
+  <w:abstractNum w:abstractNumId="19" w15:restartNumberingAfterBreak="0">
     <w:nsid w:val="66366BA2"/>
     <w:multiLevelType w:val="multilevel"/>
     <w:tmpl w:val="245C6400"/>
@@ -3413,7 +4121,7 @@
       </w:pPr>
     </w:lvl>
   </w:abstractNum>
-  <w:abstractNum w:abstractNumId="17" w15:restartNumberingAfterBreak="0">
+  <w:abstractNum w:abstractNumId="20" w15:restartNumberingAfterBreak="0">
     <w:nsid w:val="68263821"/>
     <w:multiLevelType w:val="hybridMultilevel"/>
     <w:tmpl w:val="5CC0B684"/>
@@ -3502,7 +4210,7 @@
       </w:pPr>
     </w:lvl>
   </w:abstractNum>
-  <w:abstractNum w:abstractNumId="18" w15:restartNumberingAfterBreak="0">
+  <w:abstractNum w:abstractNumId="21" w15:restartNumberingAfterBreak="0">
     <w:nsid w:val="6FA56D58"/>
     <w:multiLevelType w:val="multilevel"/>
     <w:tmpl w:val="1702E572"/>
@@ -3615,7 +4323,7 @@
       </w:pPr>
     </w:lvl>
   </w:abstractNum>
-  <w:abstractNum w:abstractNumId="19" w15:restartNumberingAfterBreak="0">
+  <w:abstractNum w:abstractNumId="22" w15:restartNumberingAfterBreak="0">
     <w:nsid w:val="75D82FC5"/>
     <w:multiLevelType w:val="multilevel"/>
     <w:tmpl w:val="85849526"/>
@@ -3728,7 +4436,7 @@
       </w:pPr>
     </w:lvl>
   </w:abstractNum>
-  <w:abstractNum w:abstractNumId="20" w15:restartNumberingAfterBreak="0">
+  <w:abstractNum w:abstractNumId="23" w15:restartNumberingAfterBreak="0">
     <w:nsid w:val="78E35D13"/>
     <w:multiLevelType w:val="hybridMultilevel"/>
     <w:tmpl w:val="128E48C2"/>
@@ -3817,7 +4525,7 @@
       </w:pPr>
     </w:lvl>
   </w:abstractNum>
-  <w:abstractNum w:abstractNumId="21" w15:restartNumberingAfterBreak="0">
+  <w:abstractNum w:abstractNumId="24" w15:restartNumberingAfterBreak="0">
     <w:nsid w:val="7D1019DE"/>
     <w:multiLevelType w:val="multilevel"/>
     <w:tmpl w:val="09320DBA"/>
@@ -3930,7 +4638,7 @@
       </w:pPr>
     </w:lvl>
   </w:abstractNum>
-  <w:abstractNum w:abstractNumId="22" w15:restartNumberingAfterBreak="0">
+  <w:abstractNum w:abstractNumId="25" w15:restartNumberingAfterBreak="0">
     <w:nsid w:val="7FDB5118"/>
     <w:multiLevelType w:val="multilevel"/>
     <w:tmpl w:val="ABF0C9A6"/>
@@ -4048,73 +4756,82 @@
     </w:lvl>
   </w:abstractNum>
   <w:num w:numId="1" w16cid:durableId="1959946051">
+    <w:abstractNumId w:val="24"/>
+  </w:num>
+  <w:num w:numId="2" w16cid:durableId="1703742482">
+    <w:abstractNumId w:val="20"/>
+  </w:num>
+  <w:num w:numId="3" w16cid:durableId="1395084045">
+    <w:abstractNumId w:val="23"/>
+  </w:num>
+  <w:num w:numId="4" w16cid:durableId="815923273">
+    <w:abstractNumId w:val="6"/>
+  </w:num>
+  <w:num w:numId="5" w16cid:durableId="270626275">
+    <w:abstractNumId w:val="15"/>
+  </w:num>
+  <w:num w:numId="6" w16cid:durableId="2069959737">
+    <w:abstractNumId w:val="17"/>
+  </w:num>
+  <w:num w:numId="7" w16cid:durableId="261495158">
+    <w:abstractNumId w:val="22"/>
+  </w:num>
+  <w:num w:numId="8" w16cid:durableId="1954746328">
+    <w:abstractNumId w:val="4"/>
+  </w:num>
+  <w:num w:numId="9" w16cid:durableId="1940983363">
+    <w:abstractNumId w:val="18"/>
+  </w:num>
+  <w:num w:numId="10" w16cid:durableId="1305160444">
+    <w:abstractNumId w:val="10"/>
+  </w:num>
+  <w:num w:numId="11" w16cid:durableId="872422458">
+    <w:abstractNumId w:val="25"/>
+  </w:num>
+  <w:num w:numId="12" w16cid:durableId="531575897">
+    <w:abstractNumId w:val="19"/>
+  </w:num>
+  <w:num w:numId="13" w16cid:durableId="2037348912">
+    <w:abstractNumId w:val="2"/>
+  </w:num>
+  <w:num w:numId="14" w16cid:durableId="1426000126">
     <w:abstractNumId w:val="21"/>
   </w:num>
-  <w:num w:numId="2" w16cid:durableId="1703742482">
-    <w:abstractNumId w:val="17"/>
+  <w:num w:numId="15" w16cid:durableId="817302866">
+    <w:abstractNumId w:val="13"/>
   </w:num>
-  <w:num w:numId="3" w16cid:durableId="1395084045">
-    <w:abstractNumId w:val="20"/>
+  <w:num w:numId="16" w16cid:durableId="737940878">
+    <w:abstractNumId w:val="9"/>
   </w:num>
-  <w:num w:numId="4" w16cid:durableId="815923273">
-    <w:abstractNumId w:val="4"/>
+  <w:num w:numId="17" w16cid:durableId="434835684">
+    <w:abstractNumId w:val="16"/>
   </w:num>
-  <w:num w:numId="5" w16cid:durableId="270626275">
+  <w:num w:numId="18" w16cid:durableId="556819422">
+    <w:abstractNumId w:val="11"/>
+  </w:num>
+  <w:num w:numId="19" w16cid:durableId="2126731703">
+    <w:abstractNumId w:val="3"/>
+  </w:num>
+  <w:num w:numId="20" w16cid:durableId="2035378818">
+    <w:abstractNumId w:val="14"/>
+  </w:num>
+  <w:num w:numId="21" w16cid:durableId="1863855724">
     <w:abstractNumId w:val="12"/>
   </w:num>
-  <w:num w:numId="6" w16cid:durableId="2069959737">
-    <w:abstractNumId w:val="14"/>
-  </w:num>
-  <w:num w:numId="7" w16cid:durableId="261495158">
-    <w:abstractNumId w:val="19"/>
-  </w:num>
-  <w:num w:numId="8" w16cid:durableId="1954746328">
-    <w:abstractNumId w:val="3"/>
-  </w:num>
-  <w:num w:numId="9" w16cid:durableId="1940983363">
-    <w:abstractNumId w:val="15"/>
-  </w:num>
-  <w:num w:numId="10" w16cid:durableId="1305160444">
+  <w:num w:numId="22" w16cid:durableId="456917696">
     <w:abstractNumId w:val="7"/>
-  </w:num>
-  <w:num w:numId="11" w16cid:durableId="872422458">
-    <w:abstractNumId w:val="22"/>
-  </w:num>
-  <w:num w:numId="12" w16cid:durableId="531575897">
-    <w:abstractNumId w:val="16"/>
-  </w:num>
-  <w:num w:numId="13" w16cid:durableId="2037348912">
-    <w:abstractNumId w:val="1"/>
-  </w:num>
-  <w:num w:numId="14" w16cid:durableId="1426000126">
-    <w:abstractNumId w:val="18"/>
-  </w:num>
-  <w:num w:numId="15" w16cid:durableId="817302866">
-    <w:abstractNumId w:val="10"/>
-  </w:num>
-  <w:num w:numId="16" w16cid:durableId="737940878">
-    <w:abstractNumId w:val="6"/>
-  </w:num>
-  <w:num w:numId="17" w16cid:durableId="434835684">
-    <w:abstractNumId w:val="13"/>
-  </w:num>
-  <w:num w:numId="18" w16cid:durableId="556819422">
-    <w:abstractNumId w:val="8"/>
-  </w:num>
-  <w:num w:numId="19" w16cid:durableId="2126731703">
-    <w:abstractNumId w:val="2"/>
-  </w:num>
-  <w:num w:numId="20" w16cid:durableId="2035378818">
-    <w:abstractNumId w:val="11"/>
-  </w:num>
-  <w:num w:numId="21" w16cid:durableId="1863855724">
-    <w:abstractNumId w:val="9"/>
-  </w:num>
-  <w:num w:numId="22" w16cid:durableId="456917696">
-    <w:abstractNumId w:val="5"/>
   </w:num>
   <w:num w:numId="23" w16cid:durableId="712996241">
     <w:abstractNumId w:val="0"/>
+  </w:num>
+  <w:num w:numId="24" w16cid:durableId="1673097871">
+    <w:abstractNumId w:val="8"/>
+  </w:num>
+  <w:num w:numId="25" w16cid:durableId="1317151516">
+    <w:abstractNumId w:val="1"/>
+  </w:num>
+  <w:num w:numId="26" w16cid:durableId="1475949889">
+    <w:abstractNumId w:val="5"/>
   </w:num>
 </w:numbering>
 </file>
@@ -4721,6 +5438,7 @@
   <w:style w:type="character" w:default="1" w:styleId="a0">
     <w:name w:val="Default Paragraph Font"/>
     <w:uiPriority w:val="1"/>
+    <w:semiHidden/>
     <w:unhideWhenUsed/>
   </w:style>
   <w:style w:type="table" w:default="1" w:styleId="a1">
